--- a/2 курс/4 семестр/Технлония разработки программных приложений/Проектная работа/2/Проект_Астахов_СП_ИКБО-50-23.docx
+++ b/2 курс/4 семестр/Технлония разработки программных приложений/Проектная работа/2/Проект_Астахов_СП_ИКБО-50-23.docx
@@ -1524,7 +1524,7 @@
           <w:r>
             <w:fldChar w:fldCharType="separate"/>
           </w:r>
-          <w:hyperlink w:anchor="_Toc196598670" w:history="1">
+          <w:hyperlink w:anchor="_Toc199135606" w:history="1">
             <w:r>
               <w:rPr>
                 <w:rStyle w:val="a5"/>
@@ -1546,7 +1546,7 @@
                 <w:rStyle w:val="a5"/>
                 <w:noProof/>
               </w:rPr>
-              <w:t>Система контроля версий и оформления кода</w:t>
+              <w:t>Разработка проекта и системы сборки</w:t>
             </w:r>
             <w:r>
               <w:rPr>
@@ -1567,7 +1567,7 @@
                 <w:noProof/>
                 <w:webHidden/>
               </w:rPr>
-              <w:instrText xml:space="preserve"> PAGEREF _Toc196598670 \h </w:instrText>
+              <w:instrText xml:space="preserve"> PAGEREF _Toc199135606 \h </w:instrText>
             </w:r>
             <w:r>
               <w:rPr>
@@ -1587,7 +1587,7 @@
                 <w:noProof/>
                 <w:webHidden/>
               </w:rPr>
-              <w:t>2</w:t>
+              <w:t>3</w:t>
             </w:r>
             <w:r>
               <w:rPr>
@@ -1612,7 +1612,7 @@
               <w:lang w:eastAsia="ru-RU"/>
             </w:rPr>
           </w:pPr>
-          <w:hyperlink w:anchor="_Toc196598671" w:history="1">
+          <w:hyperlink w:anchor="_Toc199135607" w:history="1">
             <w:r>
               <w:rPr>
                 <w:rStyle w:val="a5"/>
@@ -1641,7 +1641,7 @@
                 <w:rStyle w:val="a5"/>
                 <w:noProof/>
               </w:rPr>
-              <w:t>Обоснование выбора темы</w:t>
+              <w:t>README.md</w:t>
             </w:r>
             <w:r>
               <w:rPr>
@@ -1662,7 +1662,7 @@
                 <w:noProof/>
                 <w:webHidden/>
               </w:rPr>
-              <w:instrText xml:space="preserve"> PAGEREF _Toc196598671 \h </w:instrText>
+              <w:instrText xml:space="preserve"> PAGEREF _Toc199135607 \h </w:instrText>
             </w:r>
             <w:r>
               <w:rPr>
@@ -1682,7 +1682,212 @@
                 <w:noProof/>
                 <w:webHidden/>
               </w:rPr>
-              <w:t>2</w:t>
+              <w:t>3</w:t>
+            </w:r>
+            <w:r>
+              <w:rPr>
+                <w:noProof/>
+                <w:webHidden/>
+              </w:rPr>
+              <w:fldChar w:fldCharType="end"/>
+            </w:r>
+          </w:hyperlink>
+        </w:p>
+        <w:p>
+          <w:pPr>
+            <w:pStyle w:val="21"/>
+            <w:tabs>
+              <w:tab w:val="left" w:pos="1760"/>
+              <w:tab w:val="right" w:leader="dot" w:pos="9345"/>
+            </w:tabs>
+            <w:rPr>
+              <w:rFonts w:asciiTheme="minorHAnsi" w:eastAsiaTheme="minorEastAsia" w:hAnsiTheme="minorHAnsi"/>
+              <w:noProof/>
+              <w:sz w:val="22"/>
+              <w:lang w:eastAsia="ru-RU"/>
+            </w:rPr>
+          </w:pPr>
+          <w:hyperlink w:anchor="_Toc199135608" w:history="1">
+            <w:r>
+              <w:rPr>
+                <w:rStyle w:val="a5"/>
+                <w:bCs/>
+                <w:noProof/>
+                <w14:scene3d>
+                  <w14:camera w14:prst="orthographicFront"/>
+                  <w14:lightRig w14:rig="threePt" w14:dir="t">
+                    <w14:rot w14:lat="0" w14:lon="0" w14:rev="0"/>
+                  </w14:lightRig>
+                </w14:scene3d>
+              </w:rPr>
+              <w:t>1.2</w:t>
+            </w:r>
+            <w:r>
+              <w:rPr>
+                <w:rFonts w:asciiTheme="minorHAnsi" w:eastAsiaTheme="minorEastAsia" w:hAnsiTheme="minorHAnsi"/>
+                <w:noProof/>
+                <w:sz w:val="22"/>
+                <w:lang w:eastAsia="ru-RU"/>
+              </w:rPr>
+              <w:tab/>
+            </w:r>
+            <w:r>
+              <w:rPr>
+                <w:rStyle w:val="a5"/>
+                <w:noProof/>
+              </w:rPr>
+              <w:t>Система сборки проекта</w:t>
+            </w:r>
+            <w:r>
+              <w:rPr>
+                <w:noProof/>
+                <w:webHidden/>
+              </w:rPr>
+              <w:tab/>
+            </w:r>
+            <w:r>
+              <w:rPr>
+                <w:noProof/>
+                <w:webHidden/>
+              </w:rPr>
+              <w:fldChar w:fldCharType="begin"/>
+            </w:r>
+            <w:r>
+              <w:rPr>
+                <w:noProof/>
+                <w:webHidden/>
+              </w:rPr>
+              <w:instrText xml:space="preserve"> PAGEREF _Toc199135608 \h </w:instrText>
+            </w:r>
+            <w:r>
+              <w:rPr>
+                <w:noProof/>
+                <w:webHidden/>
+              </w:rPr>
+            </w:r>
+            <w:r>
+              <w:rPr>
+                <w:noProof/>
+                <w:webHidden/>
+              </w:rPr>
+              <w:fldChar w:fldCharType="separate"/>
+            </w:r>
+            <w:r>
+              <w:rPr>
+                <w:noProof/>
+                <w:webHidden/>
+              </w:rPr>
+              <w:t>4</w:t>
+            </w:r>
+            <w:r>
+              <w:rPr>
+                <w:noProof/>
+                <w:webHidden/>
+              </w:rPr>
+              <w:fldChar w:fldCharType="end"/>
+            </w:r>
+          </w:hyperlink>
+        </w:p>
+        <w:p>
+          <w:pPr>
+            <w:pStyle w:val="21"/>
+            <w:tabs>
+              <w:tab w:val="left" w:pos="1760"/>
+              <w:tab w:val="right" w:leader="dot" w:pos="9345"/>
+            </w:tabs>
+            <w:rPr>
+              <w:rFonts w:asciiTheme="minorHAnsi" w:eastAsiaTheme="minorEastAsia" w:hAnsiTheme="minorHAnsi"/>
+              <w:noProof/>
+              <w:sz w:val="22"/>
+              <w:lang w:eastAsia="ru-RU"/>
+            </w:rPr>
+          </w:pPr>
+          <w:hyperlink w:anchor="_Toc199135609" w:history="1">
+            <w:r>
+              <w:rPr>
+                <w:rStyle w:val="a5"/>
+                <w:bCs/>
+                <w:noProof/>
+                <w14:scene3d>
+                  <w14:camera w14:prst="orthographicFront"/>
+                  <w14:lightRig w14:rig="threePt" w14:dir="t">
+                    <w14:rot w14:lat="0" w14:lon="0" w14:rev="0"/>
+                  </w14:lightRig>
+                </w14:scene3d>
+              </w:rPr>
+              <w:t>1.3</w:t>
+            </w:r>
+            <w:r>
+              <w:rPr>
+                <w:rFonts w:asciiTheme="minorHAnsi" w:eastAsiaTheme="minorEastAsia" w:hAnsiTheme="minorHAnsi"/>
+                <w:noProof/>
+                <w:sz w:val="22"/>
+                <w:lang w:eastAsia="ru-RU"/>
+              </w:rPr>
+              <w:tab/>
+            </w:r>
+            <w:r>
+              <w:rPr>
+                <w:rStyle w:val="a5"/>
+                <w:noProof/>
+              </w:rPr>
+              <w:t>Система сборки проекта (</w:t>
+            </w:r>
+            <w:r>
+              <w:rPr>
+                <w:rStyle w:val="a5"/>
+                <w:noProof/>
+                <w:lang w:val="en-US"/>
+              </w:rPr>
+              <w:t>Doxygen</w:t>
+            </w:r>
+            <w:r>
+              <w:rPr>
+                <w:rStyle w:val="a5"/>
+                <w:noProof/>
+              </w:rPr>
+              <w:t>)</w:t>
+            </w:r>
+            <w:r>
+              <w:rPr>
+                <w:noProof/>
+                <w:webHidden/>
+              </w:rPr>
+              <w:tab/>
+            </w:r>
+            <w:r>
+              <w:rPr>
+                <w:noProof/>
+                <w:webHidden/>
+              </w:rPr>
+              <w:fldChar w:fldCharType="begin"/>
+            </w:r>
+            <w:r>
+              <w:rPr>
+                <w:noProof/>
+                <w:webHidden/>
+              </w:rPr>
+              <w:instrText xml:space="preserve"> PAGEREF _Toc199135609 \h </w:instrText>
+            </w:r>
+            <w:r>
+              <w:rPr>
+                <w:noProof/>
+                <w:webHidden/>
+              </w:rPr>
+            </w:r>
+            <w:r>
+              <w:rPr>
+                <w:noProof/>
+                <w:webHidden/>
+              </w:rPr>
+              <w:fldChar w:fldCharType="separate"/>
+            </w:r>
+            <w:r>
+              <w:rPr>
+                <w:noProof/>
+                <w:webHidden/>
+              </w:rPr>
+              <w:t>5</w:t>
             </w:r>
             <w:r>
               <w:rPr>
@@ -1747,11 +1952,17 @@
     </w:p>
     <w:p>
       <w:pPr>
+        <w:ind w:firstLine="0"/>
+      </w:pPr>
+    </w:p>
+    <w:p>
+      <w:pPr>
         <w:pStyle w:val="1"/>
       </w:pPr>
-      <w:bookmarkStart w:id="0" w:name="_Toc196598670"/>
-      <w:r>
-        <w:t>Система контроля версий и оформления кода</w:t>
+      <w:bookmarkStart w:id="0" w:name="_Toc199135606"/>
+      <w:r>
+        <w:lastRenderedPageBreak/>
+        <w:t>Разработка проекта и системы сборки</w:t>
       </w:r>
       <w:bookmarkEnd w:id="0"/>
     </w:p>
@@ -1759,24 +1970,647 @@
       <w:pPr>
         <w:pStyle w:val="2"/>
       </w:pPr>
-      <w:bookmarkStart w:id="1" w:name="_Toc196598671"/>
-      <w:r>
-        <w:t>Обоснование выбора темы</w:t>
+      <w:bookmarkStart w:id="1" w:name="_Toc199135607"/>
+      <w:r>
+        <w:t>README.md</w:t>
       </w:r>
       <w:bookmarkEnd w:id="1"/>
     </w:p>
     <w:p>
-      <w:pPr>
-        <w:ind w:firstLine="0"/>
-      </w:pPr>
-      <w:bookmarkStart w:id="2" w:name="_Toc190603384"/>
+      <w:r>
+        <w:t xml:space="preserve">Напишем </w:t>
+      </w:r>
+      <w:r>
+        <w:rPr>
+          <w:lang w:val="en-US"/>
+        </w:rPr>
+        <w:t xml:space="preserve">readme </w:t>
+      </w:r>
+      <w:r>
+        <w:t>файл</w:t>
+      </w:r>
     </w:p>
     <w:p>
       <w:pPr>
+        <w:spacing w:after="0" w:line="240" w:lineRule="auto"/>
         <w:ind w:firstLine="0"/>
-      </w:pPr>
+        <w:jc w:val="center"/>
+      </w:pPr>
+      <w:r>
+        <w:rPr>
+          <w:noProof/>
+        </w:rPr>
+        <w:drawing>
+          <wp:inline distT="0" distB="0" distL="0" distR="0" wp14:anchorId="675B4C65" wp14:editId="4013DAD4">
+            <wp:extent cx="5940425" cy="4596130"/>
+            <wp:effectExtent l="0" t="0" r="3175" b="0"/>
+            <wp:docPr id="1" name="Рисунок 1"/>
+            <wp:cNvGraphicFramePr>
+              <a:graphicFrameLocks xmlns:a="http://schemas.openxmlformats.org/drawingml/2006/main" noChangeAspect="1"/>
+            </wp:cNvGraphicFramePr>
+            <a:graphic xmlns:a="http://schemas.openxmlformats.org/drawingml/2006/main">
+              <a:graphicData uri="http://schemas.openxmlformats.org/drawingml/2006/picture">
+                <pic:pic xmlns:pic="http://schemas.openxmlformats.org/drawingml/2006/picture">
+                  <pic:nvPicPr>
+                    <pic:cNvPr id="1" name=""/>
+                    <pic:cNvPicPr/>
+                  </pic:nvPicPr>
+                  <pic:blipFill>
+                    <a:blip r:embed="rId8"/>
+                    <a:stretch>
+                      <a:fillRect/>
+                    </a:stretch>
+                  </pic:blipFill>
+                  <pic:spPr>
+                    <a:xfrm>
+                      <a:off x="0" y="0"/>
+                      <a:ext cx="5940425" cy="4596130"/>
+                    </a:xfrm>
+                    <a:prstGeom prst="rect">
+                      <a:avLst/>
+                    </a:prstGeom>
+                  </pic:spPr>
+                </pic:pic>
+              </a:graphicData>
+            </a:graphic>
+          </wp:inline>
+        </w:drawing>
+      </w:r>
     </w:p>
-    <w:bookmarkEnd w:id="2"/>
+    <w:p>
+      <w:pPr>
+        <w:ind w:firstLine="0"/>
+        <w:jc w:val="center"/>
+      </w:pPr>
+      <w:r>
+        <w:t xml:space="preserve">Рисунок 1 – </w:t>
+      </w:r>
+      <w:r>
+        <w:rPr>
+          <w:lang w:val="en-US"/>
+        </w:rPr>
+        <w:t xml:space="preserve">readme.md </w:t>
+      </w:r>
+      <w:r>
+        <w:t>проекта</w:t>
+      </w:r>
+    </w:p>
+    <w:p>
+      <w:pPr>
+        <w:pStyle w:val="2"/>
+      </w:pPr>
+      <w:bookmarkStart w:id="2" w:name="_Toc199135608"/>
+      <w:r>
+        <w:lastRenderedPageBreak/>
+        <w:t>Система сборки</w:t>
+      </w:r>
+      <w:r>
+        <w:t xml:space="preserve"> проекта</w:t>
+      </w:r>
+      <w:bookmarkEnd w:id="2"/>
+    </w:p>
+    <w:p>
+      <w:pPr>
+        <w:ind w:firstLine="0"/>
+        <w:jc w:val="center"/>
+      </w:pPr>
+      <w:r>
+        <w:rPr>
+          <w:noProof/>
+        </w:rPr>
+        <w:drawing>
+          <wp:inline distT="0" distB="0" distL="0" distR="0" wp14:anchorId="3A192954" wp14:editId="6F4A39B5">
+            <wp:extent cx="4415691" cy="3714750"/>
+            <wp:effectExtent l="0" t="0" r="4445" b="0"/>
+            <wp:docPr id="2" name="Рисунок 2"/>
+            <wp:cNvGraphicFramePr>
+              <a:graphicFrameLocks xmlns:a="http://schemas.openxmlformats.org/drawingml/2006/main" noChangeAspect="1"/>
+            </wp:cNvGraphicFramePr>
+            <a:graphic xmlns:a="http://schemas.openxmlformats.org/drawingml/2006/main">
+              <a:graphicData uri="http://schemas.openxmlformats.org/drawingml/2006/picture">
+                <pic:pic xmlns:pic="http://schemas.openxmlformats.org/drawingml/2006/picture">
+                  <pic:nvPicPr>
+                    <pic:cNvPr id="1" name=""/>
+                    <pic:cNvPicPr/>
+                  </pic:nvPicPr>
+                  <pic:blipFill>
+                    <a:blip r:embed="rId9"/>
+                    <a:stretch>
+                      <a:fillRect/>
+                    </a:stretch>
+                  </pic:blipFill>
+                  <pic:spPr>
+                    <a:xfrm>
+                      <a:off x="0" y="0"/>
+                      <a:ext cx="4418502" cy="3717115"/>
+                    </a:xfrm>
+                    <a:prstGeom prst="rect">
+                      <a:avLst/>
+                    </a:prstGeom>
+                  </pic:spPr>
+                </pic:pic>
+              </a:graphicData>
+            </a:graphic>
+          </wp:inline>
+        </w:drawing>
+      </w:r>
+    </w:p>
+    <w:p>
+      <w:pPr>
+        <w:ind w:firstLine="0"/>
+        <w:jc w:val="center"/>
+        <w:rPr>
+          <w:lang w:val="en-US"/>
+        </w:rPr>
+      </w:pPr>
+      <w:r>
+        <w:t xml:space="preserve">Рисунок 1 – Создание </w:t>
+      </w:r>
+      <w:r>
+        <w:rPr>
+          <w:lang w:val="en-US"/>
+        </w:rPr>
+        <w:t>build</w:t>
+      </w:r>
+    </w:p>
+    <w:p>
+      <w:pPr>
+        <w:ind w:firstLine="0"/>
+        <w:jc w:val="center"/>
+      </w:pPr>
+      <w:r>
+        <w:rPr>
+          <w:noProof/>
+        </w:rPr>
+        <w:drawing>
+          <wp:inline distT="0" distB="0" distL="0" distR="0" wp14:anchorId="77538B11" wp14:editId="2F666549">
+            <wp:extent cx="5195887" cy="3562418"/>
+            <wp:effectExtent l="0" t="0" r="5080" b="0"/>
+            <wp:docPr id="3" name="Рисунок 3"/>
+            <wp:cNvGraphicFramePr>
+              <a:graphicFrameLocks xmlns:a="http://schemas.openxmlformats.org/drawingml/2006/main" noChangeAspect="1"/>
+            </wp:cNvGraphicFramePr>
+            <a:graphic xmlns:a="http://schemas.openxmlformats.org/drawingml/2006/main">
+              <a:graphicData uri="http://schemas.openxmlformats.org/drawingml/2006/picture">
+                <pic:pic xmlns:pic="http://schemas.openxmlformats.org/drawingml/2006/picture">
+                  <pic:nvPicPr>
+                    <pic:cNvPr id="1" name=""/>
+                    <pic:cNvPicPr/>
+                  </pic:nvPicPr>
+                  <pic:blipFill>
+                    <a:blip r:embed="rId10"/>
+                    <a:stretch>
+                      <a:fillRect/>
+                    </a:stretch>
+                  </pic:blipFill>
+                  <pic:spPr>
+                    <a:xfrm>
+                      <a:off x="0" y="0"/>
+                      <a:ext cx="5200083" cy="3565295"/>
+                    </a:xfrm>
+                    <a:prstGeom prst="rect">
+                      <a:avLst/>
+                    </a:prstGeom>
+                  </pic:spPr>
+                </pic:pic>
+              </a:graphicData>
+            </a:graphic>
+          </wp:inline>
+        </w:drawing>
+      </w:r>
+    </w:p>
+    <w:p>
+      <w:pPr>
+        <w:ind w:firstLine="0"/>
+        <w:jc w:val="center"/>
+        <w:rPr>
+          <w:lang w:val="en-US"/>
+        </w:rPr>
+      </w:pPr>
+      <w:r>
+        <w:t>Рисунок 2 –</w:t>
+      </w:r>
+      <w:r>
+        <w:rPr>
+          <w:lang w:val="en-US"/>
+        </w:rPr>
+        <w:t xml:space="preserve"> </w:t>
+      </w:r>
+      <w:r>
+        <w:t>Структура проекта</w:t>
+      </w:r>
+    </w:p>
+    <w:p>
+      <w:pPr>
+        <w:ind w:firstLine="0"/>
+        <w:jc w:val="center"/>
+      </w:pPr>
+    </w:p>
+    <w:p>
+      <w:pPr>
+        <w:pStyle w:val="2"/>
+      </w:pPr>
+      <w:bookmarkStart w:id="3" w:name="_Toc199135609"/>
+      <w:r>
+        <w:lastRenderedPageBreak/>
+        <w:t>Система сборки проекта (</w:t>
+      </w:r>
+      <w:proofErr w:type="spellStart"/>
+      <w:r>
+        <w:rPr>
+          <w:lang w:val="en-US"/>
+        </w:rPr>
+        <w:t>Doxygen</w:t>
+      </w:r>
+      <w:bookmarkStart w:id="4" w:name="_Toc190603384"/>
+      <w:proofErr w:type="spellEnd"/>
+      <w:r>
+        <w:t>)</w:t>
+      </w:r>
+      <w:bookmarkEnd w:id="3"/>
+    </w:p>
+    <w:p>
+      <w:r>
+        <w:t xml:space="preserve">С помощью дополнительного ПО </w:t>
+      </w:r>
+      <w:proofErr w:type="spellStart"/>
+      <w:r>
+        <w:rPr>
+          <w:lang w:val="en-US"/>
+        </w:rPr>
+        <w:t>Doxygen</w:t>
+      </w:r>
+      <w:proofErr w:type="spellEnd"/>
+      <w:r>
+        <w:t xml:space="preserve">, мы можем получить файл с нашим проектом и его зависимостями в </w:t>
+      </w:r>
+      <w:r>
+        <w:rPr>
+          <w:lang w:val="en-US"/>
+        </w:rPr>
+        <w:t>html</w:t>
+      </w:r>
+      <w:r>
+        <w:t xml:space="preserve"> </w:t>
+      </w:r>
+      <w:r>
+        <w:t>формате.</w:t>
+      </w:r>
+    </w:p>
+    <w:p>
+      <w:r>
+        <w:t>Чтоб создать файл</w:t>
+      </w:r>
+      <w:r>
+        <w:t xml:space="preserve"> </w:t>
+      </w:r>
+      <w:proofErr w:type="spellStart"/>
+      <w:r>
+        <w:rPr>
+          <w:lang w:val="en-US"/>
+        </w:rPr>
+        <w:t>Doxyfile</w:t>
+      </w:r>
+      <w:proofErr w:type="spellEnd"/>
+      <w:r>
+        <w:t xml:space="preserve"> </w:t>
+      </w:r>
+      <w:r>
+        <w:t>и экспортировать данные, надо сделать следующее:</w:t>
+      </w:r>
+    </w:p>
+    <w:p>
+      <w:pPr>
+        <w:pStyle w:val="a4"/>
+        <w:numPr>
+          <w:ilvl w:val="0"/>
+          <w:numId w:val="32"/>
+        </w:numPr>
+      </w:pPr>
+      <w:proofErr w:type="spellStart"/>
+      <w:r>
+        <w:rPr>
+          <w:lang w:val="en-US"/>
+        </w:rPr>
+        <w:t>doxygen</w:t>
+      </w:r>
+      <w:proofErr w:type="spellEnd"/>
+      <w:r>
+        <w:t xml:space="preserve"> -</w:t>
+      </w:r>
+      <w:r>
+        <w:rPr>
+          <w:lang w:val="en-US"/>
+        </w:rPr>
+        <w:t>g</w:t>
+      </w:r>
+      <w:r>
+        <w:t xml:space="preserve"> </w:t>
+      </w:r>
+      <w:proofErr w:type="spellStart"/>
+      <w:r>
+        <w:rPr>
+          <w:lang w:val="en-US"/>
+        </w:rPr>
+        <w:t>Doxyfile</w:t>
+      </w:r>
+      <w:proofErr w:type="spellEnd"/>
+      <w:r>
+        <w:t xml:space="preserve"> – </w:t>
+      </w:r>
+      <w:r>
+        <w:t>Создание файла</w:t>
+      </w:r>
+    </w:p>
+    <w:p>
+      <w:pPr>
+        <w:pStyle w:val="a4"/>
+        <w:numPr>
+          <w:ilvl w:val="0"/>
+          <w:numId w:val="32"/>
+        </w:numPr>
+      </w:pPr>
+      <w:r>
+        <w:t>Внутри файла заполним некоторые строчки</w:t>
+      </w:r>
+    </w:p>
+    <w:tbl>
+      <w:tblPr>
+        <w:tblStyle w:val="a6"/>
+        <w:tblW w:w="0" w:type="auto"/>
+        <w:tblInd w:w="1599" w:type="dxa"/>
+        <w:tblLook w:val="04A0" w:firstRow="1" w:lastRow="0" w:firstColumn="1" w:lastColumn="0" w:noHBand="0" w:noVBand="1"/>
+      </w:tblPr>
+      <w:tblGrid>
+        <w:gridCol w:w="5295"/>
+      </w:tblGrid>
+      <w:tr>
+        <w:trPr>
+          <w:trHeight w:val="1905"/>
+        </w:trPr>
+        <w:tc>
+          <w:tcPr>
+            <w:tcW w:w="5295" w:type="dxa"/>
+          </w:tcPr>
+          <w:p>
+            <w:pPr>
+              <w:ind w:firstLine="0"/>
+              <w:rPr>
+                <w:lang w:val="en-US"/>
+              </w:rPr>
+            </w:pPr>
+            <w:r>
+              <w:rPr>
+                <w:lang w:val="en-US"/>
+              </w:rPr>
+              <w:t>INPUT = ./Assets/Scripts</w:t>
+            </w:r>
+          </w:p>
+          <w:p>
+            <w:pPr>
+              <w:ind w:firstLine="0"/>
+              <w:rPr>
+                <w:lang w:val="en-US"/>
+              </w:rPr>
+            </w:pPr>
+            <w:r>
+              <w:rPr>
+                <w:lang w:val="en-US"/>
+              </w:rPr>
+              <w:t>RECURSIVE = YES</w:t>
+            </w:r>
+          </w:p>
+          <w:p>
+            <w:pPr>
+              <w:ind w:firstLine="0"/>
+              <w:rPr>
+                <w:lang w:val="en-US"/>
+              </w:rPr>
+            </w:pPr>
+            <w:r>
+              <w:rPr>
+                <w:lang w:val="en-US"/>
+              </w:rPr>
+              <w:t>GENERATE_HTML = YES</w:t>
+            </w:r>
+          </w:p>
+          <w:p>
+            <w:pPr>
+              <w:ind w:firstLine="0"/>
+            </w:pPr>
+            <w:r>
+              <w:t>OUTPUT_DIRECTORY = ./</w:t>
+            </w:r>
+            <w:proofErr w:type="spellStart"/>
+            <w:r>
+              <w:t>Docs</w:t>
+            </w:r>
+            <w:proofErr w:type="spellEnd"/>
+          </w:p>
+        </w:tc>
+      </w:tr>
+    </w:tbl>
+    <w:p>
+      <w:pPr>
+        <w:pStyle w:val="a4"/>
+        <w:numPr>
+          <w:ilvl w:val="0"/>
+          <w:numId w:val="33"/>
+        </w:numPr>
+      </w:pPr>
+      <w:proofErr w:type="spellStart"/>
+      <w:r>
+        <w:rPr>
+          <w:lang w:val="en-US"/>
+        </w:rPr>
+        <w:t>doxygen</w:t>
+      </w:r>
+      <w:proofErr w:type="spellEnd"/>
+      <w:r>
+        <w:t xml:space="preserve"> </w:t>
+      </w:r>
+      <w:proofErr w:type="spellStart"/>
+      <w:r>
+        <w:rPr>
+          <w:lang w:val="en-US"/>
+        </w:rPr>
+        <w:t>Doxyfile</w:t>
+      </w:r>
+      <w:proofErr w:type="spellEnd"/>
+      <w:r>
+        <w:t xml:space="preserve"> – Запуск процесса</w:t>
+      </w:r>
+    </w:p>
+    <w:p>
+      <w:pPr>
+        <w:ind w:left="708" w:firstLine="0"/>
+      </w:pPr>
+      <w:r>
+        <w:t xml:space="preserve">Получим в папку </w:t>
+      </w:r>
+      <w:r>
+        <w:rPr>
+          <w:lang w:val="en-US"/>
+        </w:rPr>
+        <w:t>Docs</w:t>
+      </w:r>
+      <w:r>
+        <w:t xml:space="preserve"> </w:t>
+      </w:r>
+      <w:r>
+        <w:t>такую структуру:</w:t>
+      </w:r>
+    </w:p>
+    <w:p>
+      <w:pPr>
+        <w:ind w:firstLine="0"/>
+        <w:jc w:val="center"/>
+      </w:pPr>
+      <w:r>
+        <w:rPr>
+          <w:noProof/>
+        </w:rPr>
+        <w:lastRenderedPageBreak/>
+        <w:drawing>
+          <wp:inline distT="0" distB="0" distL="0" distR="0" wp14:anchorId="0324DCF0" wp14:editId="7FBF3E23">
+            <wp:extent cx="5940425" cy="6407785"/>
+            <wp:effectExtent l="0" t="0" r="3175" b="0"/>
+            <wp:docPr id="5" name="Рисунок 5"/>
+            <wp:cNvGraphicFramePr>
+              <a:graphicFrameLocks xmlns:a="http://schemas.openxmlformats.org/drawingml/2006/main" noChangeAspect="1"/>
+            </wp:cNvGraphicFramePr>
+            <a:graphic xmlns:a="http://schemas.openxmlformats.org/drawingml/2006/main">
+              <a:graphicData uri="http://schemas.openxmlformats.org/drawingml/2006/picture">
+                <pic:pic xmlns:pic="http://schemas.openxmlformats.org/drawingml/2006/picture">
+                  <pic:nvPicPr>
+                    <pic:cNvPr id="1" name=""/>
+                    <pic:cNvPicPr/>
+                  </pic:nvPicPr>
+                  <pic:blipFill>
+                    <a:blip r:embed="rId11"/>
+                    <a:stretch>
+                      <a:fillRect/>
+                    </a:stretch>
+                  </pic:blipFill>
+                  <pic:spPr>
+                    <a:xfrm>
+                      <a:off x="0" y="0"/>
+                      <a:ext cx="5940425" cy="6407785"/>
+                    </a:xfrm>
+                    <a:prstGeom prst="rect">
+                      <a:avLst/>
+                    </a:prstGeom>
+                  </pic:spPr>
+                </pic:pic>
+              </a:graphicData>
+            </a:graphic>
+          </wp:inline>
+        </w:drawing>
+      </w:r>
+    </w:p>
+    <w:p>
+      <w:pPr>
+        <w:ind w:firstLine="0"/>
+        <w:jc w:val="center"/>
+      </w:pPr>
+      <w:r>
+        <w:t xml:space="preserve">Рисунок 3 – Структура папки </w:t>
+      </w:r>
+      <w:r>
+        <w:rPr>
+          <w:lang w:val="en-US"/>
+        </w:rPr>
+        <w:t>Docs</w:t>
+      </w:r>
+    </w:p>
+    <w:p>
+      <w:pPr>
+        <w:ind w:firstLine="0"/>
+      </w:pPr>
+      <w:r>
+        <w:tab/>
+      </w:r>
+      <w:r>
+        <w:t xml:space="preserve">В ней же находим формат </w:t>
+      </w:r>
+      <w:r>
+        <w:rPr>
+          <w:lang w:val="en-US"/>
+        </w:rPr>
+        <w:t>html</w:t>
+      </w:r>
+      <w:r>
+        <w:t xml:space="preserve"> </w:t>
+      </w:r>
+      <w:r>
+        <w:t>документацию проекта:</w:t>
+      </w:r>
+    </w:p>
+    <w:p>
+      <w:pPr>
+        <w:ind w:firstLine="0"/>
+      </w:pPr>
+      <w:r>
+        <w:rPr>
+          <w:noProof/>
+        </w:rPr>
+        <w:lastRenderedPageBreak/>
+        <w:drawing>
+          <wp:inline distT="0" distB="0" distL="0" distR="0" wp14:anchorId="4A32015C" wp14:editId="09B7E9BE">
+            <wp:extent cx="5940425" cy="2862580"/>
+            <wp:effectExtent l="0" t="0" r="3175" b="0"/>
+            <wp:docPr id="4" name="Рисунок 4"/>
+            <wp:cNvGraphicFramePr>
+              <a:graphicFrameLocks xmlns:a="http://schemas.openxmlformats.org/drawingml/2006/main" noChangeAspect="1"/>
+            </wp:cNvGraphicFramePr>
+            <a:graphic xmlns:a="http://schemas.openxmlformats.org/drawingml/2006/main">
+              <a:graphicData uri="http://schemas.openxmlformats.org/drawingml/2006/picture">
+                <pic:pic xmlns:pic="http://schemas.openxmlformats.org/drawingml/2006/picture">
+                  <pic:nvPicPr>
+                    <pic:cNvPr id="1" name=""/>
+                    <pic:cNvPicPr/>
+                  </pic:nvPicPr>
+                  <pic:blipFill>
+                    <a:blip r:embed="rId12"/>
+                    <a:stretch>
+                      <a:fillRect/>
+                    </a:stretch>
+                  </pic:blipFill>
+                  <pic:spPr>
+                    <a:xfrm>
+                      <a:off x="0" y="0"/>
+                      <a:ext cx="5940425" cy="2862580"/>
+                    </a:xfrm>
+                    <a:prstGeom prst="rect">
+                      <a:avLst/>
+                    </a:prstGeom>
+                  </pic:spPr>
+                </pic:pic>
+              </a:graphicData>
+            </a:graphic>
+          </wp:inline>
+        </w:drawing>
+      </w:r>
+    </w:p>
+    <w:p>
+      <w:pPr>
+        <w:ind w:firstLine="0"/>
+        <w:jc w:val="center"/>
+      </w:pPr>
+      <w:r>
+        <w:t xml:space="preserve">Рисунок 4 – </w:t>
+      </w:r>
+      <w:r>
+        <w:rPr>
+          <w:lang w:val="en-US"/>
+        </w:rPr>
+        <w:t xml:space="preserve">html </w:t>
+      </w:r>
+      <w:r>
+        <w:t>документация</w:t>
+      </w:r>
+    </w:p>
+    <w:bookmarkEnd w:id="4"/>
     <w:p>
       <w:pPr>
         <w:spacing w:line="259" w:lineRule="auto"/>
@@ -1785,7 +2619,7 @@
       </w:pPr>
     </w:p>
     <w:sectPr>
-      <w:footerReference w:type="default" r:id="rId8"/>
+      <w:footerReference w:type="default" r:id="rId13"/>
       <w:pgSz w:w="11906" w:h="16838"/>
       <w:pgMar w:top="1134" w:right="850" w:bottom="1134" w:left="1701" w:header="708" w:footer="708" w:gutter="0"/>
       <w:cols w:space="708"/>
@@ -2491,6 +3325,119 @@
     </w:lvl>
   </w:abstractNum>
   <w:abstractNum w:abstractNumId="6" w15:restartNumberingAfterBreak="0">
+    <w:nsid w:val="28C37EA7"/>
+    <w:multiLevelType w:val="hybridMultilevel"/>
+    <w:tmpl w:val="5CB62F5E"/>
+    <w:lvl w:ilvl="0" w:tplc="04190001">
+      <w:start w:val="1"/>
+      <w:numFmt w:val="bullet"/>
+      <w:lvlText w:val=""/>
+      <w:lvlJc w:val="left"/>
+      <w:pPr>
+        <w:ind w:left="720" w:hanging="360"/>
+      </w:pPr>
+      <w:rPr>
+        <w:rFonts w:ascii="Symbol" w:hAnsi="Symbol" w:hint="default"/>
+      </w:rPr>
+    </w:lvl>
+    <w:lvl w:ilvl="1" w:tplc="04190003" w:tentative="1">
+      <w:start w:val="1"/>
+      <w:numFmt w:val="bullet"/>
+      <w:lvlText w:val="o"/>
+      <w:lvlJc w:val="left"/>
+      <w:pPr>
+        <w:ind w:left="1440" w:hanging="360"/>
+      </w:pPr>
+      <w:rPr>
+        <w:rFonts w:ascii="Courier New" w:hAnsi="Courier New" w:cs="Courier New" w:hint="default"/>
+      </w:rPr>
+    </w:lvl>
+    <w:lvl w:ilvl="2" w:tplc="04190005" w:tentative="1">
+      <w:start w:val="1"/>
+      <w:numFmt w:val="bullet"/>
+      <w:lvlText w:val=""/>
+      <w:lvlJc w:val="left"/>
+      <w:pPr>
+        <w:ind w:left="2160" w:hanging="360"/>
+      </w:pPr>
+      <w:rPr>
+        <w:rFonts w:ascii="Wingdings" w:hAnsi="Wingdings" w:hint="default"/>
+      </w:rPr>
+    </w:lvl>
+    <w:lvl w:ilvl="3" w:tplc="04190001" w:tentative="1">
+      <w:start w:val="1"/>
+      <w:numFmt w:val="bullet"/>
+      <w:lvlText w:val=""/>
+      <w:lvlJc w:val="left"/>
+      <w:pPr>
+        <w:ind w:left="2880" w:hanging="360"/>
+      </w:pPr>
+      <w:rPr>
+        <w:rFonts w:ascii="Symbol" w:hAnsi="Symbol" w:hint="default"/>
+      </w:rPr>
+    </w:lvl>
+    <w:lvl w:ilvl="4" w:tplc="04190003" w:tentative="1">
+      <w:start w:val="1"/>
+      <w:numFmt w:val="bullet"/>
+      <w:lvlText w:val="o"/>
+      <w:lvlJc w:val="left"/>
+      <w:pPr>
+        <w:ind w:left="3600" w:hanging="360"/>
+      </w:pPr>
+      <w:rPr>
+        <w:rFonts w:ascii="Courier New" w:hAnsi="Courier New" w:cs="Courier New" w:hint="default"/>
+      </w:rPr>
+    </w:lvl>
+    <w:lvl w:ilvl="5" w:tplc="04190005" w:tentative="1">
+      <w:start w:val="1"/>
+      <w:numFmt w:val="bullet"/>
+      <w:lvlText w:val=""/>
+      <w:lvlJc w:val="left"/>
+      <w:pPr>
+        <w:ind w:left="4320" w:hanging="360"/>
+      </w:pPr>
+      <w:rPr>
+        <w:rFonts w:ascii="Wingdings" w:hAnsi="Wingdings" w:hint="default"/>
+      </w:rPr>
+    </w:lvl>
+    <w:lvl w:ilvl="6" w:tplc="04190001" w:tentative="1">
+      <w:start w:val="1"/>
+      <w:numFmt w:val="bullet"/>
+      <w:lvlText w:val=""/>
+      <w:lvlJc w:val="left"/>
+      <w:pPr>
+        <w:ind w:left="5040" w:hanging="360"/>
+      </w:pPr>
+      <w:rPr>
+        <w:rFonts w:ascii="Symbol" w:hAnsi="Symbol" w:hint="default"/>
+      </w:rPr>
+    </w:lvl>
+    <w:lvl w:ilvl="7" w:tplc="04190003" w:tentative="1">
+      <w:start w:val="1"/>
+      <w:numFmt w:val="bullet"/>
+      <w:lvlText w:val="o"/>
+      <w:lvlJc w:val="left"/>
+      <w:pPr>
+        <w:ind w:left="5760" w:hanging="360"/>
+      </w:pPr>
+      <w:rPr>
+        <w:rFonts w:ascii="Courier New" w:hAnsi="Courier New" w:cs="Courier New" w:hint="default"/>
+      </w:rPr>
+    </w:lvl>
+    <w:lvl w:ilvl="8" w:tplc="04190005" w:tentative="1">
+      <w:start w:val="1"/>
+      <w:numFmt w:val="bullet"/>
+      <w:lvlText w:val=""/>
+      <w:lvlJc w:val="left"/>
+      <w:pPr>
+        <w:ind w:left="6480" w:hanging="360"/>
+      </w:pPr>
+      <w:rPr>
+        <w:rFonts w:ascii="Wingdings" w:hAnsi="Wingdings" w:hint="default"/>
+      </w:rPr>
+    </w:lvl>
+  </w:abstractNum>
+  <w:abstractNum w:abstractNumId="7" w15:restartNumberingAfterBreak="0">
     <w:nsid w:val="36F62EA5"/>
     <w:multiLevelType w:val="hybridMultilevel"/>
     <w:tmpl w:val="79227DB6"/>
@@ -2576,7 +3523,7 @@
       </w:pPr>
     </w:lvl>
   </w:abstractNum>
-  <w:abstractNum w:abstractNumId="7" w15:restartNumberingAfterBreak="0">
+  <w:abstractNum w:abstractNumId="8" w15:restartNumberingAfterBreak="0">
     <w:nsid w:val="38E7247E"/>
     <w:multiLevelType w:val="multilevel"/>
     <w:tmpl w:val="0419001D"/>
@@ -2662,7 +3609,7 @@
       </w:pPr>
     </w:lvl>
   </w:abstractNum>
-  <w:abstractNum w:abstractNumId="8" w15:restartNumberingAfterBreak="0">
+  <w:abstractNum w:abstractNumId="9" w15:restartNumberingAfterBreak="0">
     <w:nsid w:val="40926911"/>
     <w:multiLevelType w:val="multilevel"/>
     <w:tmpl w:val="D18EDB88"/>
@@ -2775,7 +3722,7 @@
       </w:rPr>
     </w:lvl>
   </w:abstractNum>
-  <w:abstractNum w:abstractNumId="9" w15:restartNumberingAfterBreak="0">
+  <w:abstractNum w:abstractNumId="10" w15:restartNumberingAfterBreak="0">
     <w:nsid w:val="414E1076"/>
     <w:multiLevelType w:val="hybridMultilevel"/>
     <w:tmpl w:val="CB667CC8"/>
@@ -2864,7 +3811,7 @@
       </w:pPr>
     </w:lvl>
   </w:abstractNum>
-  <w:abstractNum w:abstractNumId="10" w15:restartNumberingAfterBreak="0">
+  <w:abstractNum w:abstractNumId="11" w15:restartNumberingAfterBreak="0">
     <w:nsid w:val="447158E2"/>
     <w:multiLevelType w:val="hybridMultilevel"/>
     <w:tmpl w:val="49B409DE"/>
@@ -2950,7 +3897,120 @@
       </w:pPr>
     </w:lvl>
   </w:abstractNum>
-  <w:abstractNum w:abstractNumId="11" w15:restartNumberingAfterBreak="0">
+  <w:abstractNum w:abstractNumId="12" w15:restartNumberingAfterBreak="0">
+    <w:nsid w:val="45BB4C8B"/>
+    <w:multiLevelType w:val="hybridMultilevel"/>
+    <w:tmpl w:val="4D8C447C"/>
+    <w:lvl w:ilvl="0" w:tplc="04190001">
+      <w:start w:val="1"/>
+      <w:numFmt w:val="bullet"/>
+      <w:lvlText w:val=""/>
+      <w:lvlJc w:val="left"/>
+      <w:pPr>
+        <w:ind w:left="1429" w:hanging="360"/>
+      </w:pPr>
+      <w:rPr>
+        <w:rFonts w:ascii="Symbol" w:hAnsi="Symbol" w:hint="default"/>
+      </w:rPr>
+    </w:lvl>
+    <w:lvl w:ilvl="1" w:tplc="04190003" w:tentative="1">
+      <w:start w:val="1"/>
+      <w:numFmt w:val="bullet"/>
+      <w:lvlText w:val="o"/>
+      <w:lvlJc w:val="left"/>
+      <w:pPr>
+        <w:ind w:left="2149" w:hanging="360"/>
+      </w:pPr>
+      <w:rPr>
+        <w:rFonts w:ascii="Courier New" w:hAnsi="Courier New" w:cs="Courier New" w:hint="default"/>
+      </w:rPr>
+    </w:lvl>
+    <w:lvl w:ilvl="2" w:tplc="04190005" w:tentative="1">
+      <w:start w:val="1"/>
+      <w:numFmt w:val="bullet"/>
+      <w:lvlText w:val=""/>
+      <w:lvlJc w:val="left"/>
+      <w:pPr>
+        <w:ind w:left="2869" w:hanging="360"/>
+      </w:pPr>
+      <w:rPr>
+        <w:rFonts w:ascii="Wingdings" w:hAnsi="Wingdings" w:hint="default"/>
+      </w:rPr>
+    </w:lvl>
+    <w:lvl w:ilvl="3" w:tplc="04190001" w:tentative="1">
+      <w:start w:val="1"/>
+      <w:numFmt w:val="bullet"/>
+      <w:lvlText w:val=""/>
+      <w:lvlJc w:val="left"/>
+      <w:pPr>
+        <w:ind w:left="3589" w:hanging="360"/>
+      </w:pPr>
+      <w:rPr>
+        <w:rFonts w:ascii="Symbol" w:hAnsi="Symbol" w:hint="default"/>
+      </w:rPr>
+    </w:lvl>
+    <w:lvl w:ilvl="4" w:tplc="04190003" w:tentative="1">
+      <w:start w:val="1"/>
+      <w:numFmt w:val="bullet"/>
+      <w:lvlText w:val="o"/>
+      <w:lvlJc w:val="left"/>
+      <w:pPr>
+        <w:ind w:left="4309" w:hanging="360"/>
+      </w:pPr>
+      <w:rPr>
+        <w:rFonts w:ascii="Courier New" w:hAnsi="Courier New" w:cs="Courier New" w:hint="default"/>
+      </w:rPr>
+    </w:lvl>
+    <w:lvl w:ilvl="5" w:tplc="04190005" w:tentative="1">
+      <w:start w:val="1"/>
+      <w:numFmt w:val="bullet"/>
+      <w:lvlText w:val=""/>
+      <w:lvlJc w:val="left"/>
+      <w:pPr>
+        <w:ind w:left="5029" w:hanging="360"/>
+      </w:pPr>
+      <w:rPr>
+        <w:rFonts w:ascii="Wingdings" w:hAnsi="Wingdings" w:hint="default"/>
+      </w:rPr>
+    </w:lvl>
+    <w:lvl w:ilvl="6" w:tplc="04190001" w:tentative="1">
+      <w:start w:val="1"/>
+      <w:numFmt w:val="bullet"/>
+      <w:lvlText w:val=""/>
+      <w:lvlJc w:val="left"/>
+      <w:pPr>
+        <w:ind w:left="5749" w:hanging="360"/>
+      </w:pPr>
+      <w:rPr>
+        <w:rFonts w:ascii="Symbol" w:hAnsi="Symbol" w:hint="default"/>
+      </w:rPr>
+    </w:lvl>
+    <w:lvl w:ilvl="7" w:tplc="04190003" w:tentative="1">
+      <w:start w:val="1"/>
+      <w:numFmt w:val="bullet"/>
+      <w:lvlText w:val="o"/>
+      <w:lvlJc w:val="left"/>
+      <w:pPr>
+        <w:ind w:left="6469" w:hanging="360"/>
+      </w:pPr>
+      <w:rPr>
+        <w:rFonts w:ascii="Courier New" w:hAnsi="Courier New" w:cs="Courier New" w:hint="default"/>
+      </w:rPr>
+    </w:lvl>
+    <w:lvl w:ilvl="8" w:tplc="04190005" w:tentative="1">
+      <w:start w:val="1"/>
+      <w:numFmt w:val="bullet"/>
+      <w:lvlText w:val=""/>
+      <w:lvlJc w:val="left"/>
+      <w:pPr>
+        <w:ind w:left="7189" w:hanging="360"/>
+      </w:pPr>
+      <w:rPr>
+        <w:rFonts w:ascii="Wingdings" w:hAnsi="Wingdings" w:hint="default"/>
+      </w:rPr>
+    </w:lvl>
+  </w:abstractNum>
+  <w:abstractNum w:abstractNumId="13" w15:restartNumberingAfterBreak="0">
     <w:nsid w:val="4B194399"/>
     <w:multiLevelType w:val="hybridMultilevel"/>
     <w:tmpl w:val="0B8EA13E"/>
@@ -3036,7 +4096,7 @@
       </w:pPr>
     </w:lvl>
   </w:abstractNum>
-  <w:abstractNum w:abstractNumId="12" w15:restartNumberingAfterBreak="0">
+  <w:abstractNum w:abstractNumId="14" w15:restartNumberingAfterBreak="0">
     <w:nsid w:val="552F2A9C"/>
     <w:multiLevelType w:val="hybridMultilevel"/>
     <w:tmpl w:val="39DC0BE4"/>
@@ -3125,7 +4185,7 @@
       </w:pPr>
     </w:lvl>
   </w:abstractNum>
-  <w:abstractNum w:abstractNumId="13" w15:restartNumberingAfterBreak="0">
+  <w:abstractNum w:abstractNumId="15" w15:restartNumberingAfterBreak="0">
     <w:nsid w:val="5662383F"/>
     <w:multiLevelType w:val="multilevel"/>
     <w:tmpl w:val="8A64B0F8"/>
@@ -3238,7 +4298,7 @@
       </w:rPr>
     </w:lvl>
   </w:abstractNum>
-  <w:abstractNum w:abstractNumId="14" w15:restartNumberingAfterBreak="0">
+  <w:abstractNum w:abstractNumId="16" w15:restartNumberingAfterBreak="0">
     <w:nsid w:val="58BA1E93"/>
     <w:multiLevelType w:val="multilevel"/>
     <w:tmpl w:val="0419001D"/>
@@ -3324,7 +4384,7 @@
       </w:pPr>
     </w:lvl>
   </w:abstractNum>
-  <w:abstractNum w:abstractNumId="15" w15:restartNumberingAfterBreak="0">
+  <w:abstractNum w:abstractNumId="17" w15:restartNumberingAfterBreak="0">
     <w:nsid w:val="5C491F7D"/>
     <w:multiLevelType w:val="hybridMultilevel"/>
     <w:tmpl w:val="9D5E9FAE"/>
@@ -3413,7 +4473,7 @@
       </w:pPr>
     </w:lvl>
   </w:abstractNum>
-  <w:abstractNum w:abstractNumId="16" w15:restartNumberingAfterBreak="0">
+  <w:abstractNum w:abstractNumId="18" w15:restartNumberingAfterBreak="0">
     <w:nsid w:val="607B1095"/>
     <w:multiLevelType w:val="multilevel"/>
     <w:tmpl w:val="0419001D"/>
@@ -3499,7 +4559,7 @@
       </w:pPr>
     </w:lvl>
   </w:abstractNum>
-  <w:abstractNum w:abstractNumId="17" w15:restartNumberingAfterBreak="0">
+  <w:abstractNum w:abstractNumId="19" w15:restartNumberingAfterBreak="0">
     <w:nsid w:val="64AD1F6B"/>
     <w:multiLevelType w:val="hybridMultilevel"/>
     <w:tmpl w:val="C08EBC44"/>
@@ -3588,7 +4648,7 @@
       </w:pPr>
     </w:lvl>
   </w:abstractNum>
-  <w:abstractNum w:abstractNumId="18" w15:restartNumberingAfterBreak="0">
+  <w:abstractNum w:abstractNumId="20" w15:restartNumberingAfterBreak="0">
     <w:nsid w:val="655A7A08"/>
     <w:multiLevelType w:val="multilevel"/>
     <w:tmpl w:val="73A0350C"/>
@@ -3731,7 +4791,7 @@
       </w:pPr>
     </w:lvl>
   </w:abstractNum>
-  <w:abstractNum w:abstractNumId="19" w15:restartNumberingAfterBreak="0">
+  <w:abstractNum w:abstractNumId="21" w15:restartNumberingAfterBreak="0">
     <w:nsid w:val="69792449"/>
     <w:multiLevelType w:val="multilevel"/>
     <w:tmpl w:val="5CE2A51E"/>
@@ -3848,7 +4908,7 @@
       </w:pPr>
     </w:lvl>
   </w:abstractNum>
-  <w:abstractNum w:abstractNumId="20" w15:restartNumberingAfterBreak="0">
+  <w:abstractNum w:abstractNumId="22" w15:restartNumberingAfterBreak="0">
     <w:nsid w:val="6DE95CD0"/>
     <w:multiLevelType w:val="multilevel"/>
     <w:tmpl w:val="0419001F"/>
@@ -3934,7 +4994,7 @@
       </w:pPr>
     </w:lvl>
   </w:abstractNum>
-  <w:abstractNum w:abstractNumId="21" w15:restartNumberingAfterBreak="0">
+  <w:abstractNum w:abstractNumId="23" w15:restartNumberingAfterBreak="0">
     <w:nsid w:val="6F9B68B1"/>
     <w:multiLevelType w:val="hybridMultilevel"/>
     <w:tmpl w:val="B35C4A0C"/>
@@ -4050,7 +5110,120 @@
       </w:pPr>
     </w:lvl>
   </w:abstractNum>
-  <w:abstractNum w:abstractNumId="22" w15:restartNumberingAfterBreak="0">
+  <w:abstractNum w:abstractNumId="24" w15:restartNumberingAfterBreak="0">
+    <w:nsid w:val="6FF71441"/>
+    <w:multiLevelType w:val="hybridMultilevel"/>
+    <w:tmpl w:val="62023CA2"/>
+    <w:lvl w:ilvl="0" w:tplc="04190001">
+      <w:start w:val="1"/>
+      <w:numFmt w:val="bullet"/>
+      <w:lvlText w:val=""/>
+      <w:lvlJc w:val="left"/>
+      <w:pPr>
+        <w:ind w:left="720" w:hanging="360"/>
+      </w:pPr>
+      <w:rPr>
+        <w:rFonts w:ascii="Symbol" w:hAnsi="Symbol" w:hint="default"/>
+      </w:rPr>
+    </w:lvl>
+    <w:lvl w:ilvl="1" w:tplc="04190003" w:tentative="1">
+      <w:start w:val="1"/>
+      <w:numFmt w:val="bullet"/>
+      <w:lvlText w:val="o"/>
+      <w:lvlJc w:val="left"/>
+      <w:pPr>
+        <w:ind w:left="1440" w:hanging="360"/>
+      </w:pPr>
+      <w:rPr>
+        <w:rFonts w:ascii="Courier New" w:hAnsi="Courier New" w:cs="Courier New" w:hint="default"/>
+      </w:rPr>
+    </w:lvl>
+    <w:lvl w:ilvl="2" w:tplc="04190005" w:tentative="1">
+      <w:start w:val="1"/>
+      <w:numFmt w:val="bullet"/>
+      <w:lvlText w:val=""/>
+      <w:lvlJc w:val="left"/>
+      <w:pPr>
+        <w:ind w:left="2160" w:hanging="360"/>
+      </w:pPr>
+      <w:rPr>
+        <w:rFonts w:ascii="Wingdings" w:hAnsi="Wingdings" w:hint="default"/>
+      </w:rPr>
+    </w:lvl>
+    <w:lvl w:ilvl="3" w:tplc="04190001" w:tentative="1">
+      <w:start w:val="1"/>
+      <w:numFmt w:val="bullet"/>
+      <w:lvlText w:val=""/>
+      <w:lvlJc w:val="left"/>
+      <w:pPr>
+        <w:ind w:left="2880" w:hanging="360"/>
+      </w:pPr>
+      <w:rPr>
+        <w:rFonts w:ascii="Symbol" w:hAnsi="Symbol" w:hint="default"/>
+      </w:rPr>
+    </w:lvl>
+    <w:lvl w:ilvl="4" w:tplc="04190003" w:tentative="1">
+      <w:start w:val="1"/>
+      <w:numFmt w:val="bullet"/>
+      <w:lvlText w:val="o"/>
+      <w:lvlJc w:val="left"/>
+      <w:pPr>
+        <w:ind w:left="3600" w:hanging="360"/>
+      </w:pPr>
+      <w:rPr>
+        <w:rFonts w:ascii="Courier New" w:hAnsi="Courier New" w:cs="Courier New" w:hint="default"/>
+      </w:rPr>
+    </w:lvl>
+    <w:lvl w:ilvl="5" w:tplc="04190005" w:tentative="1">
+      <w:start w:val="1"/>
+      <w:numFmt w:val="bullet"/>
+      <w:lvlText w:val=""/>
+      <w:lvlJc w:val="left"/>
+      <w:pPr>
+        <w:ind w:left="4320" w:hanging="360"/>
+      </w:pPr>
+      <w:rPr>
+        <w:rFonts w:ascii="Wingdings" w:hAnsi="Wingdings" w:hint="default"/>
+      </w:rPr>
+    </w:lvl>
+    <w:lvl w:ilvl="6" w:tplc="04190001" w:tentative="1">
+      <w:start w:val="1"/>
+      <w:numFmt w:val="bullet"/>
+      <w:lvlText w:val=""/>
+      <w:lvlJc w:val="left"/>
+      <w:pPr>
+        <w:ind w:left="5040" w:hanging="360"/>
+      </w:pPr>
+      <w:rPr>
+        <w:rFonts w:ascii="Symbol" w:hAnsi="Symbol" w:hint="default"/>
+      </w:rPr>
+    </w:lvl>
+    <w:lvl w:ilvl="7" w:tplc="04190003" w:tentative="1">
+      <w:start w:val="1"/>
+      <w:numFmt w:val="bullet"/>
+      <w:lvlText w:val="o"/>
+      <w:lvlJc w:val="left"/>
+      <w:pPr>
+        <w:ind w:left="5760" w:hanging="360"/>
+      </w:pPr>
+      <w:rPr>
+        <w:rFonts w:ascii="Courier New" w:hAnsi="Courier New" w:cs="Courier New" w:hint="default"/>
+      </w:rPr>
+    </w:lvl>
+    <w:lvl w:ilvl="8" w:tplc="04190005" w:tentative="1">
+      <w:start w:val="1"/>
+      <w:numFmt w:val="bullet"/>
+      <w:lvlText w:val=""/>
+      <w:lvlJc w:val="left"/>
+      <w:pPr>
+        <w:ind w:left="6480" w:hanging="360"/>
+      </w:pPr>
+      <w:rPr>
+        <w:rFonts w:ascii="Wingdings" w:hAnsi="Wingdings" w:hint="default"/>
+      </w:rPr>
+    </w:lvl>
+  </w:abstractNum>
+  <w:abstractNum w:abstractNumId="25" w15:restartNumberingAfterBreak="0">
     <w:nsid w:val="7B0A7BF8"/>
     <w:multiLevelType w:val="hybridMultilevel"/>
     <w:tmpl w:val="0C5221EA"/>
@@ -4140,61 +5313,61 @@
     </w:lvl>
   </w:abstractNum>
   <w:num w:numId="1">
+    <w:abstractNumId w:val="19"/>
+  </w:num>
+  <w:num w:numId="2">
     <w:abstractNumId w:val="17"/>
   </w:num>
-  <w:num w:numId="2">
-    <w:abstractNumId w:val="15"/>
-  </w:num>
   <w:num w:numId="3">
-    <w:abstractNumId w:val="12"/>
+    <w:abstractNumId w:val="14"/>
   </w:num>
   <w:num w:numId="4">
     <w:abstractNumId w:val="4"/>
   </w:num>
   <w:num w:numId="5">
+    <w:abstractNumId w:val="10"/>
+  </w:num>
+  <w:num w:numId="6">
+    <w:abstractNumId w:val="22"/>
+  </w:num>
+  <w:num w:numId="7">
+    <w:abstractNumId w:val="15"/>
+  </w:num>
+  <w:num w:numId="8">
     <w:abstractNumId w:val="9"/>
   </w:num>
-  <w:num w:numId="6">
+  <w:num w:numId="9">
     <w:abstractNumId w:val="20"/>
-  </w:num>
-  <w:num w:numId="7">
-    <w:abstractNumId w:val="13"/>
-  </w:num>
-  <w:num w:numId="8">
-    <w:abstractNumId w:val="8"/>
-  </w:num>
-  <w:num w:numId="9">
-    <w:abstractNumId w:val="18"/>
   </w:num>
   <w:num w:numId="10">
     <w:abstractNumId w:val="5"/>
   </w:num>
   <w:num w:numId="11">
-    <w:abstractNumId w:val="16"/>
+    <w:abstractNumId w:val="18"/>
   </w:num>
   <w:num w:numId="12">
-    <w:abstractNumId w:val="14"/>
+    <w:abstractNumId w:val="16"/>
   </w:num>
   <w:num w:numId="13">
     <w:abstractNumId w:val="0"/>
   </w:num>
   <w:num w:numId="14">
-    <w:abstractNumId w:val="6"/>
+    <w:abstractNumId w:val="7"/>
   </w:num>
   <w:num w:numId="15">
-    <w:abstractNumId w:val="7"/>
+    <w:abstractNumId w:val="8"/>
   </w:num>
   <w:num w:numId="16">
     <w:abstractNumId w:val="2"/>
   </w:num>
   <w:num w:numId="17">
+    <w:abstractNumId w:val="13"/>
+  </w:num>
+  <w:num w:numId="18">
     <w:abstractNumId w:val="11"/>
   </w:num>
-  <w:num w:numId="18">
-    <w:abstractNumId w:val="10"/>
-  </w:num>
   <w:num w:numId="19">
-    <w:abstractNumId w:val="18"/>
+    <w:abstractNumId w:val="20"/>
     <w:lvlOverride w:ilvl="0">
       <w:startOverride w:val="1"/>
     </w:lvlOverride>
@@ -4245,25 +5418,25 @@
     </w:lvlOverride>
   </w:num>
   <w:num w:numId="24">
-    <w:abstractNumId w:val="21"/>
+    <w:abstractNumId w:val="23"/>
   </w:num>
   <w:num w:numId="25">
-    <w:abstractNumId w:val="21"/>
+    <w:abstractNumId w:val="23"/>
     <w:lvlOverride w:ilvl="0">
       <w:startOverride w:val="1"/>
     </w:lvlOverride>
   </w:num>
   <w:num w:numId="26">
-    <w:abstractNumId w:val="21"/>
+    <w:abstractNumId w:val="23"/>
     <w:lvlOverride w:ilvl="0">
       <w:startOverride w:val="1"/>
     </w:lvlOverride>
   </w:num>
   <w:num w:numId="27">
-    <w:abstractNumId w:val="19"/>
+    <w:abstractNumId w:val="21"/>
   </w:num>
   <w:num w:numId="28">
-    <w:abstractNumId w:val="21"/>
+    <w:abstractNumId w:val="23"/>
     <w:lvlOverride w:ilvl="0">
       <w:startOverride w:val="1"/>
     </w:lvlOverride>
@@ -4272,7 +5445,16 @@
     <w:abstractNumId w:val="1"/>
   </w:num>
   <w:num w:numId="30">
-    <w:abstractNumId w:val="22"/>
+    <w:abstractNumId w:val="25"/>
+  </w:num>
+  <w:num w:numId="31">
+    <w:abstractNumId w:val="12"/>
+  </w:num>
+  <w:num w:numId="32">
+    <w:abstractNumId w:val="6"/>
+  </w:num>
+  <w:num w:numId="33">
+    <w:abstractNumId w:val="24"/>
   </w:num>
 </w:numbering>
 </file>
